--- a/tillsyn/A 52683-2022 tillsynsbegäran.docx
+++ b/tillsyn/A 52683-2022 tillsynsbegäran.docx
@@ -245,7 +245,7 @@
     <w:r>
       <w:tab/>
       <w:tab/>
-      <w:t>2024-12-12</w:t>
+      <w:t>2024-12-13</w:t>
       <w:br/>
       <w:br/>
     </w:r>

--- a/tillsyn/A 52683-2022 tillsynsbegäran.docx
+++ b/tillsyn/A 52683-2022 tillsynsbegäran.docx
@@ -245,7 +245,7 @@
     <w:r>
       <w:tab/>
       <w:tab/>
-      <w:t>2024-12-13</w:t>
+      <w:t>2024-12-14</w:t>
       <w:br/>
       <w:br/>
     </w:r>

--- a/tillsyn/A 52683-2022 tillsynsbegäran.docx
+++ b/tillsyn/A 52683-2022 tillsynsbegäran.docx
@@ -245,7 +245,7 @@
     <w:r>
       <w:tab/>
       <w:tab/>
-      <w:t>2024-12-14</w:t>
+      <w:t>2024-12-15</w:t>
       <w:br/>
       <w:br/>
     </w:r>

--- a/tillsyn/A 52683-2022 tillsynsbegäran.docx
+++ b/tillsyn/A 52683-2022 tillsynsbegäran.docx
@@ -245,7 +245,7 @@
     <w:r>
       <w:tab/>
       <w:tab/>
-      <w:t>2024-12-15</w:t>
+      <w:t>2024-12-16</w:t>
       <w:br/>
       <w:br/>
     </w:r>

--- a/tillsyn/A 52683-2022 tillsynsbegäran.docx
+++ b/tillsyn/A 52683-2022 tillsynsbegäran.docx
@@ -245,7 +245,7 @@
     <w:r>
       <w:tab/>
       <w:tab/>
-      <w:t>2024-12-16</w:t>
+      <w:t>2024-12-17</w:t>
       <w:br/>
       <w:br/>
     </w:r>

--- a/tillsyn/A 52683-2022 tillsynsbegäran.docx
+++ b/tillsyn/A 52683-2022 tillsynsbegäran.docx
@@ -245,7 +245,7 @@
     <w:r>
       <w:tab/>
       <w:tab/>
-      <w:t>2024-12-17</w:t>
+      <w:t>2024-12-18</w:t>
       <w:br/>
       <w:br/>
     </w:r>

--- a/tillsyn/A 52683-2022 tillsynsbegäran.docx
+++ b/tillsyn/A 52683-2022 tillsynsbegäran.docx
@@ -245,7 +245,7 @@
     <w:r>
       <w:tab/>
       <w:tab/>
-      <w:t>2024-12-18</w:t>
+      <w:t>2024-12-19</w:t>
       <w:br/>
       <w:br/>
     </w:r>

--- a/tillsyn/A 52683-2022 tillsynsbegäran.docx
+++ b/tillsyn/A 52683-2022 tillsynsbegäran.docx
@@ -245,7 +245,7 @@
     <w:r>
       <w:tab/>
       <w:tab/>
-      <w:t>2024-12-19</w:t>
+      <w:t>2024-12-20</w:t>
       <w:br/>
       <w:br/>
     </w:r>

--- a/tillsyn/A 52683-2022 tillsynsbegäran.docx
+++ b/tillsyn/A 52683-2022 tillsynsbegäran.docx
@@ -245,7 +245,7 @@
     <w:r>
       <w:tab/>
       <w:tab/>
-      <w:t>2024-12-20</w:t>
+      <w:t>2024-12-22</w:t>
       <w:br/>
       <w:br/>
     </w:r>

--- a/tillsyn/A 52683-2022 tillsynsbegäran.docx
+++ b/tillsyn/A 52683-2022 tillsynsbegäran.docx
@@ -245,7 +245,7 @@
     <w:r>
       <w:tab/>
       <w:tab/>
-      <w:t>2024-12-22</w:t>
+      <w:t>2024-12-23</w:t>
       <w:br/>
       <w:br/>
     </w:r>

--- a/tillsyn/A 52683-2022 tillsynsbegäran.docx
+++ b/tillsyn/A 52683-2022 tillsynsbegäran.docx
@@ -245,7 +245,7 @@
     <w:r>
       <w:tab/>
       <w:tab/>
-      <w:t>2024-12-23</w:t>
+      <w:t>2024-12-24</w:t>
       <w:br/>
       <w:br/>
     </w:r>

--- a/tillsyn/A 52683-2022 tillsynsbegäran.docx
+++ b/tillsyn/A 52683-2022 tillsynsbegäran.docx
@@ -245,7 +245,7 @@
     <w:r>
       <w:tab/>
       <w:tab/>
-      <w:t>2024-12-31</w:t>
+      <w:t>2025-01-01</w:t>
       <w:br/>
       <w:br/>
     </w:r>

--- a/tillsyn/A 52683-2022 tillsynsbegäran.docx
+++ b/tillsyn/A 52683-2022 tillsynsbegäran.docx
@@ -245,7 +245,7 @@
     <w:r>
       <w:tab/>
       <w:tab/>
-      <w:t>2025-01-01</w:t>
+      <w:t>2025-01-02</w:t>
       <w:br/>
       <w:br/>
     </w:r>

--- a/tillsyn/A 52683-2022 tillsynsbegäran.docx
+++ b/tillsyn/A 52683-2022 tillsynsbegäran.docx
@@ -245,7 +245,7 @@
     <w:r>
       <w:tab/>
       <w:tab/>
-      <w:t>2025-01-02</w:t>
+      <w:t>2025-01-03</w:t>
       <w:br/>
       <w:br/>
     </w:r>

--- a/tillsyn/A 52683-2022 tillsynsbegäran.docx
+++ b/tillsyn/A 52683-2022 tillsynsbegäran.docx
@@ -245,7 +245,7 @@
     <w:r>
       <w:tab/>
       <w:tab/>
-      <w:t>2025-01-30</w:t>
+      <w:t>2025-01-31</w:t>
       <w:br/>
       <w:br/>
     </w:r>

--- a/tillsyn/A 52683-2022 tillsynsbegäran.docx
+++ b/tillsyn/A 52683-2022 tillsynsbegäran.docx
@@ -245,7 +245,7 @@
     <w:r>
       <w:tab/>
       <w:tab/>
-      <w:t>2025-01-31</w:t>
+      <w:t>2025-02-02</w:t>
       <w:br/>
       <w:br/>
     </w:r>

--- a/tillsyn/A 52683-2022 tillsynsbegäran.docx
+++ b/tillsyn/A 52683-2022 tillsynsbegäran.docx
@@ -245,7 +245,7 @@
     <w:r>
       <w:tab/>
       <w:tab/>
-      <w:t>2025-02-02</w:t>
+      <w:t>2025-02-03</w:t>
       <w:br/>
       <w:br/>
     </w:r>

--- a/tillsyn/A 52683-2022 tillsynsbegäran.docx
+++ b/tillsyn/A 52683-2022 tillsynsbegäran.docx
@@ -245,7 +245,7 @@
     <w:r>
       <w:tab/>
       <w:tab/>
-      <w:t>2025-02-03</w:t>
+      <w:t>2025-02-04</w:t>
       <w:br/>
       <w:br/>
     </w:r>

--- a/tillsyn/A 52683-2022 tillsynsbegäran.docx
+++ b/tillsyn/A 52683-2022 tillsynsbegäran.docx
@@ -245,7 +245,7 @@
     <w:r>
       <w:tab/>
       <w:tab/>
-      <w:t>2025-02-04</w:t>
+      <w:t>2025-02-05</w:t>
       <w:br/>
       <w:br/>
     </w:r>

--- a/tillsyn/A 52683-2022 tillsynsbegäran.docx
+++ b/tillsyn/A 52683-2022 tillsynsbegäran.docx
@@ -245,7 +245,7 @@
     <w:r>
       <w:tab/>
       <w:tab/>
-      <w:t>2025-02-05</w:t>
+      <w:t>2025-02-06</w:t>
       <w:br/>
       <w:br/>
     </w:r>

--- a/tillsyn/A 52683-2022 tillsynsbegäran.docx
+++ b/tillsyn/A 52683-2022 tillsynsbegäran.docx
@@ -245,7 +245,7 @@
     <w:r>
       <w:tab/>
       <w:tab/>
-      <w:t>2025-02-06</w:t>
+      <w:t>2025-02-07</w:t>
       <w:br/>
       <w:br/>
     </w:r>

--- a/tillsyn/A 52683-2022 tillsynsbegäran.docx
+++ b/tillsyn/A 52683-2022 tillsynsbegäran.docx
@@ -245,7 +245,7 @@
     <w:r>
       <w:tab/>
       <w:tab/>
-      <w:t>2025-02-07</w:t>
+      <w:t>2025-02-08</w:t>
       <w:br/>
       <w:br/>
     </w:r>

--- a/tillsyn/A 52683-2022 tillsynsbegäran.docx
+++ b/tillsyn/A 52683-2022 tillsynsbegäran.docx
@@ -245,7 +245,7 @@
     <w:r>
       <w:tab/>
       <w:tab/>
-      <w:t>2025-02-08</w:t>
+      <w:t>2025-02-09</w:t>
       <w:br/>
       <w:br/>
     </w:r>

--- a/tillsyn/A 52683-2022 tillsynsbegäran.docx
+++ b/tillsyn/A 52683-2022 tillsynsbegäran.docx
@@ -245,7 +245,7 @@
     <w:r>
       <w:tab/>
       <w:tab/>
-      <w:t>2025-02-09</w:t>
+      <w:t>2025-02-10</w:t>
       <w:br/>
       <w:br/>
     </w:r>

--- a/tillsyn/A 52683-2022 tillsynsbegäran.docx
+++ b/tillsyn/A 52683-2022 tillsynsbegäran.docx
@@ -245,7 +245,7 @@
     <w:r>
       <w:tab/>
       <w:tab/>
-      <w:t>2025-02-10</w:t>
+      <w:t>2025-02-11</w:t>
       <w:br/>
       <w:br/>
     </w:r>

--- a/tillsyn/A 52683-2022 tillsynsbegäran.docx
+++ b/tillsyn/A 52683-2022 tillsynsbegäran.docx
@@ -245,7 +245,7 @@
     <w:r>
       <w:tab/>
       <w:tab/>
-      <w:t>2025-02-11</w:t>
+      <w:t>2025-02-12</w:t>
       <w:br/>
       <w:br/>
     </w:r>

--- a/tillsyn/A 52683-2022 tillsynsbegäran.docx
+++ b/tillsyn/A 52683-2022 tillsynsbegäran.docx
@@ -245,7 +245,7 @@
     <w:r>
       <w:tab/>
       <w:tab/>
-      <w:t>2025-02-12</w:t>
+      <w:t>2025-02-13</w:t>
       <w:br/>
       <w:br/>
     </w:r>

--- a/tillsyn/A 52683-2022 tillsynsbegäran.docx
+++ b/tillsyn/A 52683-2022 tillsynsbegäran.docx
@@ -245,7 +245,7 @@
     <w:r>
       <w:tab/>
       <w:tab/>
-      <w:t>2025-02-13</w:t>
+      <w:t>2025-02-14</w:t>
       <w:br/>
       <w:br/>
     </w:r>

--- a/tillsyn/A 52683-2022 tillsynsbegäran.docx
+++ b/tillsyn/A 52683-2022 tillsynsbegäran.docx
@@ -245,7 +245,7 @@
     <w:r>
       <w:tab/>
       <w:tab/>
-      <w:t>2025-02-14</w:t>
+      <w:t>2025-02-15</w:t>
       <w:br/>
       <w:br/>
     </w:r>

--- a/tillsyn/A 52683-2022 tillsynsbegäran.docx
+++ b/tillsyn/A 52683-2022 tillsynsbegäran.docx
@@ -245,7 +245,7 @@
     <w:r>
       <w:tab/>
       <w:tab/>
-      <w:t>2025-02-15</w:t>
+      <w:t>2025-02-16</w:t>
       <w:br/>
       <w:br/>
     </w:r>

--- a/tillsyn/A 52683-2022 tillsynsbegäran.docx
+++ b/tillsyn/A 52683-2022 tillsynsbegäran.docx
@@ -245,7 +245,7 @@
     <w:r>
       <w:tab/>
       <w:tab/>
-      <w:t>2025-02-16</w:t>
+      <w:t>2025-02-17</w:t>
       <w:br/>
       <w:br/>
     </w:r>

--- a/tillsyn/A 52683-2022 tillsynsbegäran.docx
+++ b/tillsyn/A 52683-2022 tillsynsbegäran.docx
@@ -245,7 +245,7 @@
     <w:r>
       <w:tab/>
       <w:tab/>
-      <w:t>2025-02-17</w:t>
+      <w:t>2025-02-18</w:t>
       <w:br/>
       <w:br/>
     </w:r>

--- a/tillsyn/A 52683-2022 tillsynsbegäran.docx
+++ b/tillsyn/A 52683-2022 tillsynsbegäran.docx
@@ -245,7 +245,7 @@
     <w:r>
       <w:tab/>
       <w:tab/>
-      <w:t>2025-02-18</w:t>
+      <w:t>2025-02-19</w:t>
       <w:br/>
       <w:br/>
     </w:r>

--- a/tillsyn/A 52683-2022 tillsynsbegäran.docx
+++ b/tillsyn/A 52683-2022 tillsynsbegäran.docx
@@ -245,7 +245,7 @@
     <w:r>
       <w:tab/>
       <w:tab/>
-      <w:t>2025-02-19</w:t>
+      <w:t>2025-02-20</w:t>
       <w:br/>
       <w:br/>
     </w:r>

--- a/tillsyn/A 52683-2022 tillsynsbegäran.docx
+++ b/tillsyn/A 52683-2022 tillsynsbegäran.docx
@@ -245,7 +245,7 @@
     <w:r>
       <w:tab/>
       <w:tab/>
-      <w:t>2025-02-20</w:t>
+      <w:t>2025-02-21</w:t>
       <w:br/>
       <w:br/>
     </w:r>

--- a/tillsyn/A 52683-2022 tillsynsbegäran.docx
+++ b/tillsyn/A 52683-2022 tillsynsbegäran.docx
@@ -245,7 +245,7 @@
     <w:r>
       <w:tab/>
       <w:tab/>
-      <w:t>2025-02-21</w:t>
+      <w:t>2025-02-22</w:t>
       <w:br/>
       <w:br/>
     </w:r>

--- a/tillsyn/A 52683-2022 tillsynsbegäran.docx
+++ b/tillsyn/A 52683-2022 tillsynsbegäran.docx
@@ -245,7 +245,7 @@
     <w:r>
       <w:tab/>
       <w:tab/>
-      <w:t>2025-02-22</w:t>
+      <w:t>2025-02-23</w:t>
       <w:br/>
       <w:br/>
     </w:r>

--- a/tillsyn/A 52683-2022 tillsynsbegäran.docx
+++ b/tillsyn/A 52683-2022 tillsynsbegäran.docx
@@ -245,7 +245,7 @@
     <w:r>
       <w:tab/>
       <w:tab/>
-      <w:t>2025-02-23</w:t>
+      <w:t>2025-02-24</w:t>
       <w:br/>
       <w:br/>
     </w:r>

--- a/tillsyn/A 52683-2022 tillsynsbegäran.docx
+++ b/tillsyn/A 52683-2022 tillsynsbegäran.docx
@@ -245,7 +245,7 @@
     <w:r>
       <w:tab/>
       <w:tab/>
-      <w:t>2025-02-24</w:t>
+      <w:t>2025-02-25</w:t>
       <w:br/>
       <w:br/>
     </w:r>

--- a/tillsyn/A 52683-2022 tillsynsbegäran.docx
+++ b/tillsyn/A 52683-2022 tillsynsbegäran.docx
@@ -245,7 +245,7 @@
     <w:r>
       <w:tab/>
       <w:tab/>
-      <w:t>2025-02-25</w:t>
+      <w:t>2025-02-26</w:t>
       <w:br/>
       <w:br/>
     </w:r>

--- a/tillsyn/A 52683-2022 tillsynsbegäran.docx
+++ b/tillsyn/A 52683-2022 tillsynsbegäran.docx
@@ -245,7 +245,7 @@
     <w:r>
       <w:tab/>
       <w:tab/>
-      <w:t>2025-02-26</w:t>
+      <w:t>2025-02-27</w:t>
       <w:br/>
       <w:br/>
     </w:r>

--- a/tillsyn/A 52683-2022 tillsynsbegäran.docx
+++ b/tillsyn/A 52683-2022 tillsynsbegäran.docx
@@ -245,7 +245,7 @@
     <w:r>
       <w:tab/>
       <w:tab/>
-      <w:t>2025-02-27</w:t>
+      <w:t>2025-02-28</w:t>
       <w:br/>
       <w:br/>
     </w:r>

--- a/tillsyn/A 52683-2022 tillsynsbegäran.docx
+++ b/tillsyn/A 52683-2022 tillsynsbegäran.docx
@@ -245,7 +245,7 @@
     <w:r>
       <w:tab/>
       <w:tab/>
-      <w:t>2025-02-28</w:t>
+      <w:t>2025-03-01</w:t>
       <w:br/>
       <w:br/>
     </w:r>

--- a/tillsyn/A 52683-2022 tillsynsbegäran.docx
+++ b/tillsyn/A 52683-2022 tillsynsbegäran.docx
@@ -245,7 +245,7 @@
     <w:r>
       <w:tab/>
       <w:tab/>
-      <w:t>2025-03-01</w:t>
+      <w:t>2025-03-02</w:t>
       <w:br/>
       <w:br/>
     </w:r>

--- a/tillsyn/A 52683-2022 tillsynsbegäran.docx
+++ b/tillsyn/A 52683-2022 tillsynsbegäran.docx
@@ -245,7 +245,7 @@
     <w:r>
       <w:tab/>
       <w:tab/>
-      <w:t>2025-03-02</w:t>
+      <w:t>2025-03-03</w:t>
       <w:br/>
       <w:br/>
     </w:r>

--- a/tillsyn/A 52683-2022 tillsynsbegäran.docx
+++ b/tillsyn/A 52683-2022 tillsynsbegäran.docx
@@ -245,7 +245,7 @@
     <w:r>
       <w:tab/>
       <w:tab/>
-      <w:t>2025-03-03</w:t>
+      <w:t>2025-03-04</w:t>
       <w:br/>
       <w:br/>
     </w:r>

--- a/tillsyn/A 52683-2022 tillsynsbegäran.docx
+++ b/tillsyn/A 52683-2022 tillsynsbegäran.docx
@@ -245,7 +245,7 @@
     <w:r>
       <w:tab/>
       <w:tab/>
-      <w:t>2025-03-04</w:t>
+      <w:t>2025-03-05</w:t>
       <w:br/>
       <w:br/>
     </w:r>

--- a/tillsyn/A 52683-2022 tillsynsbegäran.docx
+++ b/tillsyn/A 52683-2022 tillsynsbegäran.docx
@@ -245,7 +245,7 @@
     <w:r>
       <w:tab/>
       <w:tab/>
-      <w:t>2025-03-05</w:t>
+      <w:t>2025-03-06</w:t>
       <w:br/>
       <w:br/>
     </w:r>

--- a/tillsyn/A 52683-2022 tillsynsbegäran.docx
+++ b/tillsyn/A 52683-2022 tillsynsbegäran.docx
@@ -245,7 +245,7 @@
     <w:r>
       <w:tab/>
       <w:tab/>
-      <w:t>2025-03-06</w:t>
+      <w:t>2025-03-07</w:t>
       <w:br/>
       <w:br/>
     </w:r>

--- a/tillsyn/A 52683-2022 tillsynsbegäran.docx
+++ b/tillsyn/A 52683-2022 tillsynsbegäran.docx
@@ -245,7 +245,7 @@
     <w:r>
       <w:tab/>
       <w:tab/>
-      <w:t>2025-03-07</w:t>
+      <w:t>2025-03-08</w:t>
       <w:br/>
       <w:br/>
     </w:r>

--- a/tillsyn/A 52683-2022 tillsynsbegäran.docx
+++ b/tillsyn/A 52683-2022 tillsynsbegäran.docx
@@ -245,7 +245,7 @@
     <w:r>
       <w:tab/>
       <w:tab/>
-      <w:t>2025-03-08</w:t>
+      <w:t>2025-03-09</w:t>
       <w:br/>
       <w:br/>
     </w:r>

--- a/tillsyn/A 52683-2022 tillsynsbegäran.docx
+++ b/tillsyn/A 52683-2022 tillsynsbegäran.docx
@@ -245,7 +245,7 @@
     <w:r>
       <w:tab/>
       <w:tab/>
-      <w:t>2025-03-09</w:t>
+      <w:t>2025-03-10</w:t>
       <w:br/>
       <w:br/>
     </w:r>

--- a/tillsyn/A 52683-2022 tillsynsbegäran.docx
+++ b/tillsyn/A 52683-2022 tillsynsbegäran.docx
@@ -245,7 +245,7 @@
     <w:r>
       <w:tab/>
       <w:tab/>
-      <w:t>2025-03-10</w:t>
+      <w:t>2025-03-11</w:t>
       <w:br/>
       <w:br/>
     </w:r>

--- a/tillsyn/A 52683-2022 tillsynsbegäran.docx
+++ b/tillsyn/A 52683-2022 tillsynsbegäran.docx
@@ -245,7 +245,7 @@
     <w:r>
       <w:tab/>
       <w:tab/>
-      <w:t>2025-03-11</w:t>
+      <w:t>2025-03-12</w:t>
       <w:br/>
       <w:br/>
     </w:r>

--- a/tillsyn/A 52683-2022 tillsynsbegäran.docx
+++ b/tillsyn/A 52683-2022 tillsynsbegäran.docx
@@ -245,7 +245,7 @@
     <w:r>
       <w:tab/>
       <w:tab/>
-      <w:t>2025-03-12</w:t>
+      <w:t>2025-03-13</w:t>
       <w:br/>
       <w:br/>
     </w:r>

--- a/tillsyn/A 52683-2022 tillsynsbegäran.docx
+++ b/tillsyn/A 52683-2022 tillsynsbegäran.docx
@@ -245,7 +245,7 @@
     <w:r>
       <w:tab/>
       <w:tab/>
-      <w:t>2025-03-13</w:t>
+      <w:t>2025-03-14</w:t>
       <w:br/>
       <w:br/>
     </w:r>

--- a/tillsyn/A 52683-2022 tillsynsbegäran.docx
+++ b/tillsyn/A 52683-2022 tillsynsbegäran.docx
@@ -245,7 +245,7 @@
     <w:r>
       <w:tab/>
       <w:tab/>
-      <w:t>2025-03-14</w:t>
+      <w:t>2025-03-15</w:t>
       <w:br/>
       <w:br/>
     </w:r>

--- a/tillsyn/A 52683-2022 tillsynsbegäran.docx
+++ b/tillsyn/A 52683-2022 tillsynsbegäran.docx
@@ -245,7 +245,7 @@
     <w:r>
       <w:tab/>
       <w:tab/>
-      <w:t>2025-03-15</w:t>
+      <w:t>2025-03-16</w:t>
       <w:br/>
       <w:br/>
     </w:r>

--- a/tillsyn/A 52683-2022 tillsynsbegäran.docx
+++ b/tillsyn/A 52683-2022 tillsynsbegäran.docx
@@ -245,7 +245,7 @@
     <w:r>
       <w:tab/>
       <w:tab/>
-      <w:t>2025-03-16</w:t>
+      <w:t>2025-03-17</w:t>
       <w:br/>
       <w:br/>
     </w:r>

--- a/tillsyn/A 52683-2022 tillsynsbegäran.docx
+++ b/tillsyn/A 52683-2022 tillsynsbegäran.docx
@@ -245,7 +245,7 @@
     <w:r>
       <w:tab/>
       <w:tab/>
-      <w:t>2025-03-17</w:t>
+      <w:t>2025-03-18</w:t>
       <w:br/>
       <w:br/>
     </w:r>

--- a/tillsyn/A 52683-2022 tillsynsbegäran.docx
+++ b/tillsyn/A 52683-2022 tillsynsbegäran.docx
@@ -245,7 +245,7 @@
     <w:r>
       <w:tab/>
       <w:tab/>
-      <w:t>2025-03-18</w:t>
+      <w:t>2025-03-19</w:t>
       <w:br/>
       <w:br/>
     </w:r>

--- a/tillsyn/A 52683-2022 tillsynsbegäran.docx
+++ b/tillsyn/A 52683-2022 tillsynsbegäran.docx
@@ -245,7 +245,7 @@
     <w:r>
       <w:tab/>
       <w:tab/>
-      <w:t>2025-03-19</w:t>
+      <w:t>2025-03-20</w:t>
       <w:br/>
       <w:br/>
     </w:r>

--- a/tillsyn/A 52683-2022 tillsynsbegäran.docx
+++ b/tillsyn/A 52683-2022 tillsynsbegäran.docx
@@ -245,7 +245,7 @@
     <w:r>
       <w:tab/>
       <w:tab/>
-      <w:t>2025-03-20</w:t>
+      <w:t>2025-03-21</w:t>
       <w:br/>
       <w:br/>
     </w:r>

--- a/tillsyn/A 52683-2022 tillsynsbegäran.docx
+++ b/tillsyn/A 52683-2022 tillsynsbegäran.docx
@@ -245,7 +245,7 @@
     <w:r>
       <w:tab/>
       <w:tab/>
-      <w:t>2025-03-21</w:t>
+      <w:t>2025-03-22</w:t>
       <w:br/>
       <w:br/>
     </w:r>

--- a/tillsyn/A 52683-2022 tillsynsbegäran.docx
+++ b/tillsyn/A 52683-2022 tillsynsbegäran.docx
@@ -245,7 +245,7 @@
     <w:r>
       <w:tab/>
       <w:tab/>
-      <w:t>2025-03-22</w:t>
+      <w:t>2025-03-23</w:t>
       <w:br/>
       <w:br/>
     </w:r>

--- a/tillsyn/A 52683-2022 tillsynsbegäran.docx
+++ b/tillsyn/A 52683-2022 tillsynsbegäran.docx
@@ -245,7 +245,7 @@
     <w:r>
       <w:tab/>
       <w:tab/>
-      <w:t>2025-03-23</w:t>
+      <w:t>2025-03-24</w:t>
       <w:br/>
       <w:br/>
     </w:r>

--- a/tillsyn/A 52683-2022 tillsynsbegäran.docx
+++ b/tillsyn/A 52683-2022 tillsynsbegäran.docx
@@ -245,7 +245,7 @@
     <w:r>
       <w:tab/>
       <w:tab/>
-      <w:t>2025-03-24</w:t>
+      <w:t>2025-03-25</w:t>
       <w:br/>
       <w:br/>
     </w:r>

--- a/tillsyn/A 52683-2022 tillsynsbegäran.docx
+++ b/tillsyn/A 52683-2022 tillsynsbegäran.docx
@@ -245,7 +245,7 @@
     <w:r>
       <w:tab/>
       <w:tab/>
-      <w:t>2025-03-25</w:t>
+      <w:t>2025-03-26</w:t>
       <w:br/>
       <w:br/>
     </w:r>

--- a/tillsyn/A 52683-2022 tillsynsbegäran.docx
+++ b/tillsyn/A 52683-2022 tillsynsbegäran.docx
@@ -245,7 +245,7 @@
     <w:r>
       <w:tab/>
       <w:tab/>
-      <w:t>2025-03-26</w:t>
+      <w:t>2025-03-27</w:t>
       <w:br/>
       <w:br/>
     </w:r>

--- a/tillsyn/A 52683-2022 tillsynsbegäran.docx
+++ b/tillsyn/A 52683-2022 tillsynsbegäran.docx
@@ -245,7 +245,7 @@
     <w:r>
       <w:tab/>
       <w:tab/>
-      <w:t>2025-03-27</w:t>
+      <w:t>2025-03-28</w:t>
       <w:br/>
       <w:br/>
     </w:r>

--- a/tillsyn/A 52683-2022 tillsynsbegäran.docx
+++ b/tillsyn/A 52683-2022 tillsynsbegäran.docx
@@ -245,7 +245,7 @@
     <w:r>
       <w:tab/>
       <w:tab/>
-      <w:t>2025-03-28</w:t>
+      <w:t>2025-03-29</w:t>
       <w:br/>
       <w:br/>
     </w:r>

--- a/tillsyn/A 52683-2022 tillsynsbegäran.docx
+++ b/tillsyn/A 52683-2022 tillsynsbegäran.docx
@@ -245,7 +245,7 @@
     <w:r>
       <w:tab/>
       <w:tab/>
-      <w:t>2025-04-02</w:t>
+      <w:t>2025-04-03</w:t>
       <w:br/>
       <w:br/>
     </w:r>

--- a/tillsyn/A 52683-2022 tillsynsbegäran.docx
+++ b/tillsyn/A 52683-2022 tillsynsbegäran.docx
@@ -245,7 +245,7 @@
     <w:r>
       <w:tab/>
       <w:tab/>
-      <w:t>2025-04-03</w:t>
+      <w:t>2025-04-05</w:t>
       <w:br/>
       <w:br/>
     </w:r>

--- a/tillsyn/A 52683-2022 tillsynsbegäran.docx
+++ b/tillsyn/A 52683-2022 tillsynsbegäran.docx
@@ -245,7 +245,7 @@
     <w:r>
       <w:tab/>
       <w:tab/>
-      <w:t>2025-04-05</w:t>
+      <w:t>2025-04-06</w:t>
       <w:br/>
       <w:br/>
     </w:r>

--- a/tillsyn/A 52683-2022 tillsynsbegäran.docx
+++ b/tillsyn/A 52683-2022 tillsynsbegäran.docx
@@ -245,7 +245,7 @@
     <w:r>
       <w:tab/>
       <w:tab/>
-      <w:t>2025-04-06</w:t>
+      <w:t>2025-04-07</w:t>
       <w:br/>
       <w:br/>
     </w:r>

--- a/tillsyn/A 52683-2022 tillsynsbegäran.docx
+++ b/tillsyn/A 52683-2022 tillsynsbegäran.docx
@@ -245,7 +245,7 @@
     <w:r>
       <w:tab/>
       <w:tab/>
-      <w:t>2025-04-07</w:t>
+      <w:t>2025-04-08</w:t>
       <w:br/>
       <w:br/>
     </w:r>

--- a/tillsyn/A 52683-2022 tillsynsbegäran.docx
+++ b/tillsyn/A 52683-2022 tillsynsbegäran.docx
@@ -245,7 +245,7 @@
     <w:r>
       <w:tab/>
       <w:tab/>
-      <w:t>2025-04-08</w:t>
+      <w:t>2025-04-09</w:t>
       <w:br/>
       <w:br/>
     </w:r>

--- a/tillsyn/A 52683-2022 tillsynsbegäran.docx
+++ b/tillsyn/A 52683-2022 tillsynsbegäran.docx
@@ -245,7 +245,7 @@
     <w:r>
       <w:tab/>
       <w:tab/>
-      <w:t>2025-04-09</w:t>
+      <w:t>2025-04-10</w:t>
       <w:br/>
       <w:br/>
     </w:r>

--- a/tillsyn/A 52683-2022 tillsynsbegäran.docx
+++ b/tillsyn/A 52683-2022 tillsynsbegäran.docx
@@ -245,7 +245,7 @@
     <w:r>
       <w:tab/>
       <w:tab/>
-      <w:t>2025-04-10</w:t>
+      <w:t>2025-04-11</w:t>
       <w:br/>
       <w:br/>
     </w:r>

--- a/tillsyn/A 52683-2022 tillsynsbegäran.docx
+++ b/tillsyn/A 52683-2022 tillsynsbegäran.docx
@@ -245,7 +245,7 @@
     <w:r>
       <w:tab/>
       <w:tab/>
-      <w:t>2025-05-03</w:t>
+      <w:t>2025-05-04</w:t>
       <w:br/>
       <w:br/>
     </w:r>

--- a/tillsyn/A 52683-2022 tillsynsbegäran.docx
+++ b/tillsyn/A 52683-2022 tillsynsbegäran.docx
@@ -245,7 +245,7 @@
     <w:r>
       <w:tab/>
       <w:tab/>
-      <w:t>2025-05-04</w:t>
+      <w:t>2025-05-06</w:t>
       <w:br/>
       <w:br/>
     </w:r>

--- a/tillsyn/A 52683-2022 tillsynsbegäran.docx
+++ b/tillsyn/A 52683-2022 tillsynsbegäran.docx
@@ -245,7 +245,7 @@
     <w:r>
       <w:tab/>
       <w:tab/>
-      <w:t>2025-05-06</w:t>
+      <w:t>2025-05-07</w:t>
       <w:br/>
       <w:br/>
     </w:r>

--- a/tillsyn/A 52683-2022 tillsynsbegäran.docx
+++ b/tillsyn/A 52683-2022 tillsynsbegäran.docx
@@ -245,7 +245,7 @@
     <w:r>
       <w:tab/>
       <w:tab/>
-      <w:t>2025-05-07</w:t>
+      <w:t>2025-05-08</w:t>
       <w:br/>
       <w:br/>
     </w:r>

--- a/tillsyn/A 52683-2022 tillsynsbegäran.docx
+++ b/tillsyn/A 52683-2022 tillsynsbegäran.docx
@@ -245,7 +245,7 @@
     <w:r>
       <w:tab/>
       <w:tab/>
-      <w:t>2025-05-08</w:t>
+      <w:t>2025-05-09</w:t>
       <w:br/>
       <w:br/>
     </w:r>

--- a/tillsyn/A 52683-2022 tillsynsbegäran.docx
+++ b/tillsyn/A 52683-2022 tillsynsbegäran.docx
@@ -245,7 +245,7 @@
     <w:r>
       <w:tab/>
       <w:tab/>
-      <w:t>2025-05-09</w:t>
+      <w:t>2025-05-10</w:t>
       <w:br/>
       <w:br/>
     </w:r>

--- a/tillsyn/A 52683-2022 tillsynsbegäran.docx
+++ b/tillsyn/A 52683-2022 tillsynsbegäran.docx
@@ -245,7 +245,7 @@
     <w:r>
       <w:tab/>
       <w:tab/>
-      <w:t>2025-05-10</w:t>
+      <w:t>2025-05-11</w:t>
       <w:br/>
       <w:br/>
     </w:r>

--- a/tillsyn/A 52683-2022 tillsynsbegäran.docx
+++ b/tillsyn/A 52683-2022 tillsynsbegäran.docx
@@ -245,7 +245,7 @@
     <w:r>
       <w:tab/>
       <w:tab/>
-      <w:t>2025-05-11</w:t>
+      <w:t>2025-05-12</w:t>
       <w:br/>
       <w:br/>
     </w:r>

--- a/tillsyn/A 52683-2022 tillsynsbegäran.docx
+++ b/tillsyn/A 52683-2022 tillsynsbegäran.docx
@@ -245,7 +245,7 @@
     <w:r>
       <w:tab/>
       <w:tab/>
-      <w:t>2025-05-12</w:t>
+      <w:t>2025-05-13</w:t>
       <w:br/>
       <w:br/>
     </w:r>

--- a/tillsyn/A 52683-2022 tillsynsbegäran.docx
+++ b/tillsyn/A 52683-2022 tillsynsbegäran.docx
@@ -245,7 +245,7 @@
     <w:r>
       <w:tab/>
       <w:tab/>
-      <w:t>2025-05-13</w:t>
+      <w:t>2025-05-14</w:t>
       <w:br/>
       <w:br/>
     </w:r>

--- a/tillsyn/A 52683-2022 tillsynsbegäran.docx
+++ b/tillsyn/A 52683-2022 tillsynsbegäran.docx
@@ -245,7 +245,7 @@
     <w:r>
       <w:tab/>
       <w:tab/>
-      <w:t>2025-05-14</w:t>
+      <w:t>2025-05-15</w:t>
       <w:br/>
       <w:br/>
     </w:r>

--- a/tillsyn/A 52683-2022 tillsynsbegäran.docx
+++ b/tillsyn/A 52683-2022 tillsynsbegäran.docx
@@ -245,7 +245,7 @@
     <w:r>
       <w:tab/>
       <w:tab/>
-      <w:t>2025-05-15</w:t>
+      <w:t>2025-05-16</w:t>
       <w:br/>
       <w:br/>
     </w:r>

--- a/tillsyn/A 52683-2022 tillsynsbegäran.docx
+++ b/tillsyn/A 52683-2022 tillsynsbegäran.docx
@@ -245,7 +245,7 @@
     <w:r>
       <w:tab/>
       <w:tab/>
-      <w:t>2025-05-16</w:t>
+      <w:t>2025-05-17</w:t>
       <w:br/>
       <w:br/>
     </w:r>

--- a/tillsyn/A 52683-2022 tillsynsbegäran.docx
+++ b/tillsyn/A 52683-2022 tillsynsbegäran.docx
@@ -245,7 +245,7 @@
     <w:r>
       <w:tab/>
       <w:tab/>
-      <w:t>2025-05-17</w:t>
+      <w:t>2025-05-18</w:t>
       <w:br/>
       <w:br/>
     </w:r>

--- a/tillsyn/A 52683-2022 tillsynsbegäran.docx
+++ b/tillsyn/A 52683-2022 tillsynsbegäran.docx
@@ -245,7 +245,7 @@
     <w:r>
       <w:tab/>
       <w:tab/>
-      <w:t>2025-05-18</w:t>
+      <w:t>2025-05-19</w:t>
       <w:br/>
       <w:br/>
     </w:r>

--- a/tillsyn/A 52683-2022 tillsynsbegäran.docx
+++ b/tillsyn/A 52683-2022 tillsynsbegäran.docx
@@ -245,7 +245,7 @@
     <w:r>
       <w:tab/>
       <w:tab/>
-      <w:t>2025-05-19</w:t>
+      <w:t>2025-05-20</w:t>
       <w:br/>
       <w:br/>
     </w:r>

--- a/tillsyn/A 52683-2022 tillsynsbegäran.docx
+++ b/tillsyn/A 52683-2022 tillsynsbegäran.docx
@@ -245,7 +245,7 @@
     <w:r>
       <w:tab/>
       <w:tab/>
-      <w:t>2025-05-20</w:t>
+      <w:t>2025-05-21</w:t>
       <w:br/>
       <w:br/>
     </w:r>

--- a/tillsyn/A 52683-2022 tillsynsbegäran.docx
+++ b/tillsyn/A 52683-2022 tillsynsbegäran.docx
@@ -245,7 +245,7 @@
     <w:r>
       <w:tab/>
       <w:tab/>
-      <w:t>2025-05-21</w:t>
+      <w:t>2025-05-22</w:t>
       <w:br/>
       <w:br/>
     </w:r>

--- a/tillsyn/A 52683-2022 tillsynsbegäran.docx
+++ b/tillsyn/A 52683-2022 tillsynsbegäran.docx
@@ -245,7 +245,7 @@
     <w:r>
       <w:tab/>
       <w:tab/>
-      <w:t>2025-05-22</w:t>
+      <w:t>2025-05-23</w:t>
       <w:br/>
       <w:br/>
     </w:r>

--- a/tillsyn/A 52683-2022 tillsynsbegäran.docx
+++ b/tillsyn/A 52683-2022 tillsynsbegäran.docx
@@ -245,7 +245,7 @@
     <w:r>
       <w:tab/>
       <w:tab/>
-      <w:t>2025-05-23</w:t>
+      <w:t>2025-05-24</w:t>
       <w:br/>
       <w:br/>
     </w:r>

--- a/tillsyn/A 52683-2022 tillsynsbegäran.docx
+++ b/tillsyn/A 52683-2022 tillsynsbegäran.docx
@@ -245,7 +245,7 @@
     <w:r>
       <w:tab/>
       <w:tab/>
-      <w:t>2025-05-24</w:t>
+      <w:t>2025-05-25</w:t>
       <w:br/>
       <w:br/>
     </w:r>

--- a/tillsyn/A 52683-2022 tillsynsbegäran.docx
+++ b/tillsyn/A 52683-2022 tillsynsbegäran.docx
@@ -245,7 +245,7 @@
     <w:r>
       <w:tab/>
       <w:tab/>
-      <w:t>2025-05-25</w:t>
+      <w:t>2025-05-26</w:t>
       <w:br/>
       <w:br/>
     </w:r>

--- a/tillsyn/A 52683-2022 tillsynsbegäran.docx
+++ b/tillsyn/A 52683-2022 tillsynsbegäran.docx
@@ -245,7 +245,7 @@
     <w:r>
       <w:tab/>
       <w:tab/>
-      <w:t>2025-05-26</w:t>
+      <w:t>2025-05-27</w:t>
       <w:br/>
       <w:br/>
     </w:r>

--- a/tillsyn/A 52683-2022 tillsynsbegäran.docx
+++ b/tillsyn/A 52683-2022 tillsynsbegäran.docx
@@ -91,6 +91,17 @@
       </w:r>
     </w:p>
     <w:p>
+      <w:r>
+        <w:rPr>
+          <w:b/>
+        </w:rPr>
+        <w:t xml:space="preserve">Ögonpyrola </w:t>
+      </w:r>
+      <w:r>
+        <w:t>är normalt en bra signalart som visar på områden med höga naturvärden och stabila förhållanden, särskilt inom näringsfattiga trakter. Växten är mycket känslig för markskador och försvinner snabbt efter slutavverkning. Den hotas också av skogsgödsling och markavvattning (Nitare &amp; Skogsstyrelsen, 2019).</w:t>
+      </w:r>
+    </w:p>
+    <w:p>
       <w:pPr>
         <w:pStyle w:val="Heading1"/>
       </w:pPr>
@@ -245,7 +256,7 @@
     <w:r>
       <w:tab/>
       <w:tab/>
-      <w:t>2025-05-27</w:t>
+      <w:t>2025-05-30</w:t>
       <w:br/>
       <w:br/>
     </w:r>

--- a/tillsyn/A 52683-2022 tillsynsbegäran.docx
+++ b/tillsyn/A 52683-2022 tillsynsbegäran.docx
@@ -256,7 +256,7 @@
     <w:r>
       <w:tab/>
       <w:tab/>
-      <w:t>2025-05-30</w:t>
+      <w:t>2025-06-01</w:t>
       <w:br/>
       <w:br/>
     </w:r>

--- a/tillsyn/A 52683-2022 tillsynsbegäran.docx
+++ b/tillsyn/A 52683-2022 tillsynsbegäran.docx
@@ -256,7 +256,7 @@
     <w:r>
       <w:tab/>
       <w:tab/>
-      <w:t>2025-06-01</w:t>
+      <w:t>2025-06-02</w:t>
       <w:br/>
       <w:br/>
     </w:r>

--- a/tillsyn/A 52683-2022 tillsynsbegäran.docx
+++ b/tillsyn/A 52683-2022 tillsynsbegäran.docx
@@ -256,7 +256,7 @@
     <w:r>
       <w:tab/>
       <w:tab/>
-      <w:t>2025-06-02</w:t>
+      <w:t>2025-06-03</w:t>
       <w:br/>
       <w:br/>
     </w:r>

--- a/tillsyn/A 52683-2022 tillsynsbegäran.docx
+++ b/tillsyn/A 52683-2022 tillsynsbegäran.docx
@@ -256,7 +256,7 @@
     <w:r>
       <w:tab/>
       <w:tab/>
-      <w:t>2025-06-03</w:t>
+      <w:t>2025-06-04</w:t>
       <w:br/>
       <w:br/>
     </w:r>

--- a/tillsyn/A 52683-2022 tillsynsbegäran.docx
+++ b/tillsyn/A 52683-2022 tillsynsbegäran.docx
@@ -256,7 +256,7 @@
     <w:r>
       <w:tab/>
       <w:tab/>
-      <w:t>2025-06-04</w:t>
+      <w:t>2025-06-05</w:t>
       <w:br/>
       <w:br/>
     </w:r>

--- a/tillsyn/A 52683-2022 tillsynsbegäran.docx
+++ b/tillsyn/A 52683-2022 tillsynsbegäran.docx
@@ -256,7 +256,7 @@
     <w:r>
       <w:tab/>
       <w:tab/>
-      <w:t>2025-06-05</w:t>
+      <w:t>2025-06-13</w:t>
       <w:br/>
       <w:br/>
     </w:r>

--- a/tillsyn/A 52683-2022 tillsynsbegäran.docx
+++ b/tillsyn/A 52683-2022 tillsynsbegäran.docx
@@ -256,7 +256,7 @@
     <w:r>
       <w:tab/>
       <w:tab/>
-      <w:t>2025-06-13</w:t>
+      <w:t>2025-06-15</w:t>
       <w:br/>
       <w:br/>
     </w:r>

--- a/tillsyn/A 52683-2022 tillsynsbegäran.docx
+++ b/tillsyn/A 52683-2022 tillsynsbegäran.docx
@@ -256,7 +256,7 @@
     <w:r>
       <w:tab/>
       <w:tab/>
-      <w:t>2025-06-15</w:t>
+      <w:t>2025-06-16</w:t>
       <w:br/>
       <w:br/>
     </w:r>

--- a/tillsyn/A 52683-2022 tillsynsbegäran.docx
+++ b/tillsyn/A 52683-2022 tillsynsbegäran.docx
@@ -256,7 +256,7 @@
     <w:r>
       <w:tab/>
       <w:tab/>
-      <w:t>2025-06-16</w:t>
+      <w:t>2025-06-17</w:t>
       <w:br/>
       <w:br/>
     </w:r>

--- a/tillsyn/A 52683-2022 tillsynsbegäran.docx
+++ b/tillsyn/A 52683-2022 tillsynsbegäran.docx
@@ -256,7 +256,7 @@
     <w:r>
       <w:tab/>
       <w:tab/>
-      <w:t>2025-06-17</w:t>
+      <w:t>2025-06-18</w:t>
       <w:br/>
       <w:br/>
     </w:r>

--- a/tillsyn/A 52683-2022 tillsynsbegäran.docx
+++ b/tillsyn/A 52683-2022 tillsynsbegäran.docx
@@ -256,7 +256,7 @@
     <w:r>
       <w:tab/>
       <w:tab/>
-      <w:t>2025-06-18</w:t>
+      <w:t>2025-06-19</w:t>
       <w:br/>
       <w:br/>
     </w:r>

--- a/tillsyn/A 52683-2022 tillsynsbegäran.docx
+++ b/tillsyn/A 52683-2022 tillsynsbegäran.docx
@@ -256,7 +256,7 @@
     <w:r>
       <w:tab/>
       <w:tab/>
-      <w:t>2025-06-19</w:t>
+      <w:t>2025-06-20</w:t>
       <w:br/>
       <w:br/>
     </w:r>

--- a/tillsyn/A 52683-2022 tillsynsbegäran.docx
+++ b/tillsyn/A 52683-2022 tillsynsbegäran.docx
@@ -256,7 +256,7 @@
     <w:r>
       <w:tab/>
       <w:tab/>
-      <w:t>2025-06-20</w:t>
+      <w:t>2025-06-21</w:t>
       <w:br/>
       <w:br/>
     </w:r>

--- a/tillsyn/A 52683-2022 tillsynsbegäran.docx
+++ b/tillsyn/A 52683-2022 tillsynsbegäran.docx
@@ -256,7 +256,7 @@
     <w:r>
       <w:tab/>
       <w:tab/>
-      <w:t>2025-06-21</w:t>
+      <w:t>2025-06-22</w:t>
       <w:br/>
       <w:br/>
     </w:r>

--- a/tillsyn/A 52683-2022 tillsynsbegäran.docx
+++ b/tillsyn/A 52683-2022 tillsynsbegäran.docx
@@ -256,7 +256,7 @@
     <w:r>
       <w:tab/>
       <w:tab/>
-      <w:t>2025-06-22</w:t>
+      <w:t>2025-06-23</w:t>
       <w:br/>
       <w:br/>
     </w:r>

--- a/tillsyn/A 52683-2022 tillsynsbegäran.docx
+++ b/tillsyn/A 52683-2022 tillsynsbegäran.docx
@@ -256,7 +256,7 @@
     <w:r>
       <w:tab/>
       <w:tab/>
-      <w:t>2025-06-23</w:t>
+      <w:t>2025-06-24</w:t>
       <w:br/>
       <w:br/>
     </w:r>

--- a/tillsyn/A 52683-2022 tillsynsbegäran.docx
+++ b/tillsyn/A 52683-2022 tillsynsbegäran.docx
@@ -256,7 +256,7 @@
     <w:r>
       <w:tab/>
       <w:tab/>
-      <w:t>2025-06-24</w:t>
+      <w:t>2025-06-25</w:t>
       <w:br/>
       <w:br/>
     </w:r>

--- a/tillsyn/A 52683-2022 tillsynsbegäran.docx
+++ b/tillsyn/A 52683-2022 tillsynsbegäran.docx
@@ -256,7 +256,7 @@
     <w:r>
       <w:tab/>
       <w:tab/>
-      <w:t>2025-06-25</w:t>
+      <w:t>2025-06-26</w:t>
       <w:br/>
       <w:br/>
     </w:r>

--- a/tillsyn/A 52683-2022 tillsynsbegäran.docx
+++ b/tillsyn/A 52683-2022 tillsynsbegäran.docx
@@ -256,7 +256,7 @@
     <w:r>
       <w:tab/>
       <w:tab/>
-      <w:t>2025-06-26</w:t>
+      <w:t>2025-06-27</w:t>
       <w:br/>
       <w:br/>
     </w:r>

--- a/tillsyn/A 52683-2022 tillsynsbegäran.docx
+++ b/tillsyn/A 52683-2022 tillsynsbegäran.docx
@@ -256,7 +256,7 @@
     <w:r>
       <w:tab/>
       <w:tab/>
-      <w:t>2025-06-27</w:t>
+      <w:t>2025-06-28</w:t>
       <w:br/>
       <w:br/>
     </w:r>

--- a/tillsyn/A 52683-2022 tillsynsbegäran.docx
+++ b/tillsyn/A 52683-2022 tillsynsbegäran.docx
@@ -256,7 +256,7 @@
     <w:r>
       <w:tab/>
       <w:tab/>
-      <w:t>2025-06-28</w:t>
+      <w:t>2025-06-29</w:t>
       <w:br/>
       <w:br/>
     </w:r>

--- a/tillsyn/A 52683-2022 tillsynsbegäran.docx
+++ b/tillsyn/A 52683-2022 tillsynsbegäran.docx
@@ -256,7 +256,7 @@
     <w:r>
       <w:tab/>
       <w:tab/>
-      <w:t>2025-06-29</w:t>
+      <w:t>2025-06-30</w:t>
       <w:br/>
       <w:br/>
     </w:r>

--- a/tillsyn/A 52683-2022 tillsynsbegäran.docx
+++ b/tillsyn/A 52683-2022 tillsynsbegäran.docx
@@ -256,7 +256,7 @@
     <w:r>
       <w:tab/>
       <w:tab/>
-      <w:t>2025-06-30</w:t>
+      <w:t>2025-07-01</w:t>
       <w:br/>
       <w:br/>
     </w:r>

--- a/tillsyn/A 52683-2022 tillsynsbegäran.docx
+++ b/tillsyn/A 52683-2022 tillsynsbegäran.docx
@@ -256,7 +256,7 @@
     <w:r>
       <w:tab/>
       <w:tab/>
-      <w:t>2025-07-01</w:t>
+      <w:t>2025-07-02</w:t>
       <w:br/>
       <w:br/>
     </w:r>

--- a/tillsyn/A 52683-2022 tillsynsbegäran.docx
+++ b/tillsyn/A 52683-2022 tillsynsbegäran.docx
@@ -256,7 +256,7 @@
     <w:r>
       <w:tab/>
       <w:tab/>
-      <w:t>2025-07-02</w:t>
+      <w:t>2025-07-03</w:t>
       <w:br/>
       <w:br/>
     </w:r>

--- a/tillsyn/A 52683-2022 tillsynsbegäran.docx
+++ b/tillsyn/A 52683-2022 tillsynsbegäran.docx
@@ -256,7 +256,7 @@
     <w:r>
       <w:tab/>
       <w:tab/>
-      <w:t>2025-07-03</w:t>
+      <w:t>2025-07-04</w:t>
       <w:br/>
       <w:br/>
     </w:r>

--- a/tillsyn/A 52683-2022 tillsynsbegäran.docx
+++ b/tillsyn/A 52683-2022 tillsynsbegäran.docx
@@ -256,7 +256,7 @@
     <w:r>
       <w:tab/>
       <w:tab/>
-      <w:t>2025-07-04</w:t>
+      <w:t>2025-07-05</w:t>
       <w:br/>
       <w:br/>
     </w:r>

--- a/tillsyn/A 52683-2022 tillsynsbegäran.docx
+++ b/tillsyn/A 52683-2022 tillsynsbegäran.docx
@@ -256,7 +256,7 @@
     <w:r>
       <w:tab/>
       <w:tab/>
-      <w:t>2025-07-05</w:t>
+      <w:t>2025-07-06</w:t>
       <w:br/>
       <w:br/>
     </w:r>

--- a/tillsyn/A 52683-2022 tillsynsbegäran.docx
+++ b/tillsyn/A 52683-2022 tillsynsbegäran.docx
@@ -256,7 +256,7 @@
     <w:r>
       <w:tab/>
       <w:tab/>
-      <w:t>2025-07-06</w:t>
+      <w:t>2025-07-07</w:t>
       <w:br/>
       <w:br/>
     </w:r>

--- a/tillsyn/A 52683-2022 tillsynsbegäran.docx
+++ b/tillsyn/A 52683-2022 tillsynsbegäran.docx
@@ -256,7 +256,7 @@
     <w:r>
       <w:tab/>
       <w:tab/>
-      <w:t>2025-07-07</w:t>
+      <w:t>2025-07-08</w:t>
       <w:br/>
       <w:br/>
     </w:r>

--- a/tillsyn/A 52683-2022 tillsynsbegäran.docx
+++ b/tillsyn/A 52683-2022 tillsynsbegäran.docx
@@ -256,7 +256,7 @@
     <w:r>
       <w:tab/>
       <w:tab/>
-      <w:t>2025-07-08</w:t>
+      <w:t>2025-07-09</w:t>
       <w:br/>
       <w:br/>
     </w:r>

--- a/tillsyn/A 52683-2022 tillsynsbegäran.docx
+++ b/tillsyn/A 52683-2022 tillsynsbegäran.docx
@@ -256,7 +256,7 @@
     <w:r>
       <w:tab/>
       <w:tab/>
-      <w:t>2025-07-09</w:t>
+      <w:t>2025-07-11</w:t>
       <w:br/>
       <w:br/>
     </w:r>

--- a/tillsyn/A 52683-2022 tillsynsbegäran.docx
+++ b/tillsyn/A 52683-2022 tillsynsbegäran.docx
@@ -256,7 +256,7 @@
     <w:r>
       <w:tab/>
       <w:tab/>
-      <w:t>2025-07-11</w:t>
+      <w:t>2025-07-12</w:t>
       <w:br/>
       <w:br/>
     </w:r>

--- a/tillsyn/A 52683-2022 tillsynsbegäran.docx
+++ b/tillsyn/A 52683-2022 tillsynsbegäran.docx
@@ -256,7 +256,7 @@
     <w:r>
       <w:tab/>
       <w:tab/>
-      <w:t>2025-07-12</w:t>
+      <w:t>2025-07-13</w:t>
       <w:br/>
       <w:br/>
     </w:r>

--- a/tillsyn/A 52683-2022 tillsynsbegäran.docx
+++ b/tillsyn/A 52683-2022 tillsynsbegäran.docx
@@ -256,7 +256,7 @@
     <w:r>
       <w:tab/>
       <w:tab/>
-      <w:t>2025-07-13</w:t>
+      <w:t>2025-07-14</w:t>
       <w:br/>
       <w:br/>
     </w:r>

--- a/tillsyn/A 52683-2022 tillsynsbegäran.docx
+++ b/tillsyn/A 52683-2022 tillsynsbegäran.docx
@@ -256,7 +256,7 @@
     <w:r>
       <w:tab/>
       <w:tab/>
-      <w:t>2025-08-06</w:t>
+      <w:t>2025-08-09</w:t>
       <w:br/>
       <w:br/>
     </w:r>
